--- a/Nusrat Khwaja - Task 1 - AI prompting in 2026.docx
+++ b/Nusrat Khwaja - Task 1 - AI prompting in 2026.docx
@@ -16,6 +16,27 @@
         </w:rPr>
         <w:t>Nusrat Khwaja</w:t>
       </w:r>
+      <w:r>
+        <w:rPr>
+          <w:b/>
+          <w:bCs/>
+        </w:rPr>
+        <w:t xml:space="preserve">  </w:t>
+      </w:r>
+      <w:r>
+        <w:rPr>
+          <w:b/>
+          <w:bCs/>
+        </w:rPr>
+        <w:t xml:space="preserve">Repository: </w:t>
+      </w:r>
+      <w:r>
+        <w:rPr>
+          <w:b/>
+          <w:bCs/>
+        </w:rPr>
+        <w:t>https://github.com/nktoronto/AI-101</w:t>
+      </w:r>
     </w:p>
     <w:p/>
     <w:p>
@@ -36,27 +57,36 @@
     <w:p/>
     <w:p>
       <w:r>
-        <w:t xml:space="preserve">I used </w:t>
-      </w:r>
-      <w:proofErr w:type="spellStart"/>
-      <w:r>
-        <w:t>claude</w:t>
-      </w:r>
-      <w:proofErr w:type="spellEnd"/>
-    </w:p>
-    <w:p>
-      <w:pPr>
-        <w:rPr>
-          <w:b/>
-          <w:bCs/>
-        </w:rPr>
-      </w:pPr>
-      <w:r>
-        <w:rPr>
-          <w:b/>
-          <w:bCs/>
-        </w:rPr>
-        <w:t xml:space="preserve">Prompt:  which phone should I buy? </w:t>
+        <w:t>I used claude</w:t>
+      </w:r>
+    </w:p>
+    <w:p>
+      <w:pPr>
+        <w:rPr>
+          <w:b/>
+          <w:bCs/>
+        </w:rPr>
+      </w:pPr>
+      <w:r>
+        <w:rPr>
+          <w:b/>
+          <w:bCs/>
+        </w:rPr>
+        <w:t>Prompt</w:t>
+      </w:r>
+      <w:r>
+        <w:rPr>
+          <w:b/>
+          <w:bCs/>
+        </w:rPr>
+        <w:t>#1</w:t>
+      </w:r>
+      <w:r>
+        <w:rPr>
+          <w:b/>
+          <w:bCs/>
+        </w:rPr>
+        <w:t xml:space="preserve">:  which phone should I buy? </w:t>
       </w:r>
     </w:p>
     <w:p>
@@ -100,7 +130,21 @@
           <w:b/>
           <w:bCs/>
         </w:rPr>
-        <w:t>Prompt2: Help me choose a phone. Context: my budget is about $300, I mostly take photos of my kids and use WhatsApp, my current phone's battery dies by 3pm, and I find big phones hard to hold. Give me 3 options with a one-line reason for each, then tell me which you'd pick and why.</w:t>
+        <w:t>Prompt</w:t>
+      </w:r>
+      <w:r>
+        <w:rPr>
+          <w:b/>
+          <w:bCs/>
+        </w:rPr>
+        <w:t>#</w:t>
+      </w:r>
+      <w:r>
+        <w:rPr>
+          <w:b/>
+          <w:bCs/>
+        </w:rPr>
+        <w:t>2: Help me choose a phone. Context: my budget is about $300, I mostly take photos of my kids and use WhatsApp, my current phone's battery dies by 3pm, and I find big phones hard to hold. Give me 3 options with a one-line reason for each, then tell me which you'd pick and why.</w:t>
       </w:r>
     </w:p>
     <w:p/>
@@ -184,30 +228,21 @@
           <w:b/>
           <w:bCs/>
         </w:rPr>
-        <w:t xml:space="preserve"> 1</w:t>
-      </w:r>
-      <w:r>
-        <w:rPr>
-          <w:b/>
-          <w:bCs/>
-        </w:rPr>
-        <w:t xml:space="preserve">: how do </w:t>
-      </w:r>
-      <w:proofErr w:type="spellStart"/>
-      <w:r>
-        <w:rPr>
-          <w:b/>
-          <w:bCs/>
-        </w:rPr>
-        <w:t>i</w:t>
-      </w:r>
-      <w:proofErr w:type="spellEnd"/>
-      <w:r>
-        <w:rPr>
-          <w:b/>
-          <w:bCs/>
-        </w:rPr>
-        <w:t xml:space="preserve"> write a good email?</w:t>
+        <w:t>#</w:t>
+      </w:r>
+      <w:r>
+        <w:rPr>
+          <w:b/>
+          <w:bCs/>
+        </w:rPr>
+        <w:t>1</w:t>
+      </w:r>
+      <w:r>
+        <w:rPr>
+          <w:b/>
+          <w:bCs/>
+        </w:rPr>
+        <w:t>: how do i write a good email?</w:t>
       </w:r>
     </w:p>
     <w:p>
@@ -229,7 +264,21 @@
           <w:bCs/>
         </w:rPr>
         <w:lastRenderedPageBreak/>
-        <w:t xml:space="preserve">Prompt 2: </w:t>
+        <w:t>Prompt</w:t>
+      </w:r>
+      <w:r>
+        <w:rPr>
+          <w:b/>
+          <w:bCs/>
+        </w:rPr>
+        <w:t>#</w:t>
+      </w:r>
+      <w:r>
+        <w:rPr>
+          <w:b/>
+          <w:bCs/>
+        </w:rPr>
+        <w:t xml:space="preserve">2: </w:t>
       </w:r>
     </w:p>
     <w:p>
@@ -272,15 +321,7 @@
           <w:b/>
           <w:bCs/>
         </w:rPr>
-        <w:t xml:space="preserve">meeting to Monday because I have </w:t>
-      </w:r>
-      <w:proofErr w:type="gramStart"/>
-      <w:r>
-        <w:rPr>
-          <w:b/>
-          <w:bCs/>
-        </w:rPr>
-        <w:t>a</w:t>
+        <w:t>meeting to Monday because I have a</w:t>
       </w:r>
       <w:r>
         <w:rPr>
@@ -294,15 +335,7 @@
           <w:b/>
           <w:bCs/>
         </w:rPr>
-        <w:t>doctor's</w:t>
-      </w:r>
-      <w:proofErr w:type="gramEnd"/>
-      <w:r>
-        <w:rPr>
-          <w:b/>
-          <w:bCs/>
-        </w:rPr>
-        <w:t xml:space="preserve"> appointment. We have a friendly working</w:t>
+        <w:t>doctor's appointment. We have a friendly working</w:t>
       </w:r>
       <w:r>
         <w:rPr>
@@ -578,7 +611,13 @@
     </w:p>
     <w:p>
       <w:r>
-        <w:t>No search needed - this doesn't change week to week. Should be instant.</w:t>
+        <w:t xml:space="preserve">No search needed - this doesn't change week to week. </w:t>
+      </w:r>
+      <w:r>
+        <w:t>Response was</w:t>
+      </w:r>
+      <w:r>
+        <w:t xml:space="preserve"> instant.</w:t>
       </w:r>
     </w:p>
     <w:p/>
@@ -639,13 +678,25 @@
       <w:r>
         <w:t xml:space="preserve">Claude listed the forecast for my city and advised </w:t>
       </w:r>
-      <w:proofErr w:type="gramStart"/>
-      <w:r>
-        <w:t>to check</w:t>
-      </w:r>
-      <w:proofErr w:type="gramEnd"/>
-      <w:r>
-        <w:t xml:space="preserve"> theweathernetwork.com directly for the latest forecast.</w:t>
+      <w:r>
+        <w:t>checking</w:t>
+      </w:r>
+      <w:r>
+        <w:t xml:space="preserve"> </w:t>
+      </w:r>
+      <w:hyperlink r:id="rId5" w:history="1">
+        <w:r>
+          <w:rPr>
+            <w:rStyle w:val="Hyperlink"/>
+          </w:rPr>
+          <w:t>https://theweathernetwork.com</w:t>
+        </w:r>
+      </w:hyperlink>
+      <w:r>
+        <w:t xml:space="preserve"> </w:t>
+      </w:r>
+      <w:r>
+        <w:t xml:space="preserve"> directly for the latest forecast.</w:t>
       </w:r>
     </w:p>
     <w:p>
@@ -711,46 +762,33 @@
           <w:b/>
           <w:bCs/>
         </w:rPr>
-        <w:t xml:space="preserve">Notice if it shows it searched. "Today / this week </w:t>
-      </w:r>
-      <w:proofErr w:type="gramStart"/>
-      <w:r>
-        <w:rPr>
-          <w:b/>
-          <w:bCs/>
-        </w:rPr>
-        <w:t>/ !</w:t>
-      </w:r>
-      <w:proofErr w:type="spellStart"/>
-      <w:r>
-        <w:rPr>
-          <w:b/>
-          <w:bCs/>
-        </w:rPr>
-        <w:t>atest</w:t>
-      </w:r>
-      <w:proofErr w:type="spellEnd"/>
-      <w:proofErr w:type="gramEnd"/>
-      <w:r>
-        <w:rPr>
-          <w:b/>
-          <w:bCs/>
-        </w:rPr>
-        <w:t xml:space="preserve"> / my city" are the trigger words.</w:t>
+        <w:t xml:space="preserve">Notice if it shows it searched. "Today / this week / </w:t>
+      </w:r>
+      <w:r>
+        <w:rPr>
+          <w:b/>
+          <w:bCs/>
+        </w:rPr>
+        <w:t xml:space="preserve"> l</w:t>
+      </w:r>
+      <w:r>
+        <w:rPr>
+          <w:b/>
+          <w:bCs/>
+        </w:rPr>
+        <w:t>atest / my city" are the trigger words.</w:t>
       </w:r>
     </w:p>
     <w:p/>
     <w:p>
       <w:r>
-        <w:t xml:space="preserve">Claude listed latest developments in AI – hardware, Agents, Meta Wearables and Consumer </w:t>
-      </w:r>
-      <w:proofErr w:type="gramStart"/>
-      <w:r>
-        <w:t>AI  while</w:t>
-      </w:r>
-      <w:proofErr w:type="gramEnd"/>
-      <w:r>
-        <w:t xml:space="preserve"> remarking the unverified source or single sources.</w:t>
+        <w:t>Claude listed latest developments in AI – hardware, Agents, Meta Wearables and Consumer AI  while remarking the unverified source</w:t>
+      </w:r>
+      <w:r>
+        <w:t>s</w:t>
+      </w:r>
+      <w:r>
+        <w:t xml:space="preserve"> or single sources.</w:t>
       </w:r>
     </w:p>
     <w:p/>
@@ -1556,6 +1594,7 @@
   <w:style w:type="character" w:default="1" w:styleId="DefaultParagraphFont">
     <w:name w:val="Default Paragraph Font"/>
     <w:uiPriority w:val="1"/>
+    <w:semiHidden/>
     <w:unhideWhenUsed/>
   </w:style>
   <w:style w:type="table" w:default="1" w:styleId="TableNormal">
@@ -1878,6 +1917,29 @@
     <w:rsid w:val="00273438"/>
     <w:rPr>
       <w:rFonts w:ascii="Times New Roman" w:hAnsi="Times New Roman" w:cs="Times New Roman"/>
+    </w:rPr>
+  </w:style>
+  <w:style w:type="character" w:styleId="Hyperlink">
+    <w:name w:val="Hyperlink"/>
+    <w:basedOn w:val="DefaultParagraphFont"/>
+    <w:uiPriority w:val="99"/>
+    <w:unhideWhenUsed/>
+    <w:rsid w:val="00B70B64"/>
+    <w:rPr>
+      <w:color w:val="467886" w:themeColor="hyperlink"/>
+      <w:u w:val="single"/>
+    </w:rPr>
+  </w:style>
+  <w:style w:type="character" w:styleId="UnresolvedMention">
+    <w:name w:val="Unresolved Mention"/>
+    <w:basedOn w:val="DefaultParagraphFont"/>
+    <w:uiPriority w:val="99"/>
+    <w:semiHidden/>
+    <w:unhideWhenUsed/>
+    <w:rsid w:val="00B70B64"/>
+    <w:rPr>
+      <w:color w:val="605E5C"/>
+      <w:shd w:val="clear" w:color="auto" w:fill="E1DFDD"/>
     </w:rPr>
   </w:style>
 </w:styles>
